--- a/docs/5-uml-and-tests.docx
+++ b/docs/5-uml-and-tests.docx
@@ -1681,7 +1681,7 @@
                 <w:sz w:val="24"/>
                 <w:szCs w:val="24"/>
               </w:rPr>
-              <w:t>Наследуется от User; управляет Course, Module, LessonMaterial и Assignment.</w:t>
+              <w:t>Наследуется от User; управляет Course, CourseModule, Lesson и Assignment.</w:t>
             </w:r>
           </w:p>
         </w:tc>
@@ -1862,7 +1862,7 @@
                 <w:sz w:val="24"/>
                 <w:szCs w:val="24"/>
               </w:rPr>
-              <w:t>Содержит Module, Assignment, Payment, Enrollment и Certificate.</w:t>
+              <w:t>Содержит CourseModule, Assignment, Payment, Enrollment и Certificate.</w:t>
             </w:r>
           </w:p>
         </w:tc>
@@ -1895,7 +1895,7 @@
                 <w:sz w:val="24"/>
                 <w:szCs w:val="24"/>
               </w:rPr>
-              <w:t>Module</w:t>
+              <w:t>CourseModule</w:t>
             </w:r>
           </w:p>
         </w:tc>
@@ -2025,7 +2025,7 @@
                 <w:sz w:val="24"/>
                 <w:szCs w:val="24"/>
               </w:rPr>
-              <w:t>Входит в Course; содержит LessonMaterial и Assignment.</w:t>
+              <w:t>Входит в Course; содержит Lesson и Assignment.</w:t>
             </w:r>
           </w:p>
         </w:tc>
@@ -2059,7 +2059,7 @@
                 <w:sz w:val="24"/>
                 <w:szCs w:val="24"/>
               </w:rPr>
-              <w:t>LessonMaterial</w:t>
+              <w:t>Lesson</w:t>
             </w:r>
             <w:proofErr w:type="spellEnd"/>
           </w:p>
@@ -2192,24 +2192,7 @@
                 <w:szCs w:val="24"/>
                 <w:lang w:val="ru-RU"/>
               </w:rPr>
-              <w:t xml:space="preserve">Входит в </w:t>
-            </w:r>
-            <w:r>
-              <w:rPr>
-                <w:rFonts w:cs="Times New Roman"/>
-                <w:sz w:val="24"/>
-                <w:szCs w:val="24"/>
-              </w:rPr>
-              <w:t>Module</w:t>
-            </w:r>
-            <w:r>
-              <w:rPr>
-                <w:rFonts w:cs="Times New Roman"/>
-                <w:sz w:val="24"/>
-                <w:szCs w:val="24"/>
-                <w:lang w:val="ru-RU"/>
-              </w:rPr>
-              <w:t>; может быть текстом, ссылкой, файлом или видео.</w:t>
+              <w:t>Входит в CourseModule; может быть текстом, ссылкой, файлом или видео.</w:t>
             </w:r>
           </w:p>
         </w:tc>
@@ -2374,61 +2357,10 @@
                 <w:szCs w:val="24"/>
                 <w:lang w:val="ru-RU"/>
               </w:rPr>
-              <w:t xml:space="preserve">Входит в </w:t>
-            </w:r>
-            <w:r>
-              <w:rPr>
-                <w:rFonts w:cs="Times New Roman"/>
-                <w:sz w:val="24"/>
-                <w:szCs w:val="24"/>
-              </w:rPr>
-              <w:t>Module</w:t>
-            </w:r>
-            <w:r>
-              <w:rPr>
-                <w:rFonts w:cs="Times New Roman"/>
-                <w:sz w:val="24"/>
-                <w:szCs w:val="24"/>
-                <w:lang w:val="ru-RU"/>
-              </w:rPr>
-              <w:t xml:space="preserve">; используется для </w:t>
-            </w:r>
-            <w:r>
-              <w:rPr>
-                <w:rFonts w:cs="Times New Roman"/>
-                <w:sz w:val="24"/>
-                <w:szCs w:val="24"/>
-              </w:rPr>
-              <w:t>Submission</w:t>
-            </w:r>
-            <w:r>
-              <w:rPr>
-                <w:rFonts w:cs="Times New Roman"/>
-                <w:sz w:val="24"/>
-                <w:szCs w:val="24"/>
-                <w:lang w:val="ru-RU"/>
-              </w:rPr>
-              <w:t xml:space="preserve"> и </w:t>
+              <w:t>Входит в CourseModule; используется для Submission и SandboxAttempt.</w:t>
             </w:r>
             <w:proofErr w:type="spellStart"/>
-            <w:r>
-              <w:rPr>
-                <w:rFonts w:cs="Times New Roman"/>
-                <w:sz w:val="24"/>
-                <w:szCs w:val="24"/>
-              </w:rPr>
-              <w:t>SandboxSession</w:t>
-            </w:r>
             <w:proofErr w:type="spellEnd"/>
-            <w:r>
-              <w:rPr>
-                <w:rFonts w:cs="Times New Roman"/>
-                <w:sz w:val="24"/>
-                <w:szCs w:val="24"/>
-                <w:lang w:val="ru-RU"/>
-              </w:rPr>
-              <w:t>.</w:t>
-            </w:r>
           </w:p>
         </w:tc>
       </w:tr>
@@ -2461,7 +2393,7 @@
                 <w:sz w:val="24"/>
                 <w:szCs w:val="24"/>
               </w:rPr>
-              <w:t>SandboxSession</w:t>
+              <w:t>SandboxAttempt</w:t>
             </w:r>
             <w:proofErr w:type="spellEnd"/>
           </w:p>
@@ -2672,16 +2604,7 @@
                 <w:sz w:val="24"/>
                 <w:szCs w:val="24"/>
               </w:rPr>
-              <w:t xml:space="preserve">id, assignmentId, studentId, </w:t>
-            </w:r>
-            <w:r>
-              <w:rPr>
-                <w:rFonts w:cs="Times New Roman"/>
-                <w:sz w:val="24"/>
-                <w:szCs w:val="24"/>
-              </w:rPr>
-              <w:lastRenderedPageBreak/>
-              <w:t>sandboxSessionId, status, submittedAt</w:t>
+              <w:t>id, assignmentId, studentId, sandboxAttemptId, status, submittedAt</w:t>
             </w:r>
           </w:p>
         </w:tc>
@@ -2784,16 +2707,7 @@
                 <w:sz w:val="24"/>
                 <w:szCs w:val="24"/>
               </w:rPr>
-              <w:t xml:space="preserve">Связана с Student, Assignment, </w:t>
-            </w:r>
-            <w:r>
-              <w:rPr>
-                <w:rFonts w:cs="Times New Roman"/>
-                <w:sz w:val="24"/>
-                <w:szCs w:val="24"/>
-              </w:rPr>
-              <w:lastRenderedPageBreak/>
-              <w:t>SandboxSession и Review.</w:t>
+              <w:t>Связана с Student, Assignment, SandboxAttempt и Feedback.</w:t>
             </w:r>
           </w:p>
         </w:tc>
@@ -2826,8 +2740,7 @@
                 <w:sz w:val="24"/>
                 <w:szCs w:val="24"/>
               </w:rPr>
-              <w:lastRenderedPageBreak/>
-              <w:t>Review</w:t>
+              <w:t>Feedback</w:t>
             </w:r>
           </w:p>
         </w:tc>
@@ -3555,6 +3468,381 @@
                 <w:lang w:val="ru-RU"/>
               </w:rPr>
               <w:t>.</w:t>
+            </w:r>
+          </w:p>
+        </w:tc>
+      </w:tr>
+      <w:tr>
+        <w:trPr>
+          <w:jc w:val="center"/>
+        </w:trPr>
+        <w:tc>
+          <w:tcPr>
+            <w:tcW w:w="1694" w:type="dxa"/>
+            <w:tcMar>
+              <w:top w:w="60" w:type="dxa"/>
+              <w:left w:w="60" w:type="dxa"/>
+              <w:bottom w:w="60" w:type="dxa"/>
+              <w:right w:w="60" w:type="dxa"/>
+            </w:tcMar>
+          </w:tcPr>
+          <w:p>
+            <w:pPr>
+              <w:rPr>
+                <w:rFonts w:cs="Times New Roman"/>
+                <w:sz w:val="24"/>
+                <w:szCs w:val="24"/>
+              </w:rPr>
+            </w:pPr>
+            <w:r>
+              <w:rPr>
+                <w:rFonts w:cs="Times New Roman"/>
+                <w:sz w:val="24"/>
+                <w:szCs w:val="24"/>
+              </w:rPr>
+              <w:t>Enrollment</w:t>
+            </w:r>
+          </w:p>
+        </w:tc>
+        <w:tc>
+          <w:tcPr>
+            <w:tcW w:w="2420" w:type="dxa"/>
+            <w:tcMar>
+              <w:top w:w="60" w:type="dxa"/>
+              <w:left w:w="60" w:type="dxa"/>
+              <w:bottom w:w="60" w:type="dxa"/>
+              <w:right w:w="60" w:type="dxa"/>
+            </w:tcMar>
+          </w:tcPr>
+          <w:p>
+            <w:pPr>
+              <w:rPr>
+                <w:rFonts w:cs="Times New Roman"/>
+                <w:sz w:val="24"/>
+                <w:szCs w:val="24"/>
+              </w:rPr>
+            </w:pPr>
+            <w:r>
+              <w:rPr>
+                <w:rFonts w:cs="Times New Roman"/>
+                <w:sz w:val="24"/>
+                <w:szCs w:val="24"/>
+              </w:rPr>
+              <w:t>id, studentId, courseId, status, startedAt, completedAt</w:t>
+            </w:r>
+          </w:p>
+        </w:tc>
+        <w:tc>
+          <w:tcPr>
+            <w:tcW w:w="2990" w:type="dxa"/>
+            <w:tcMar>
+              <w:top w:w="60" w:type="dxa"/>
+              <w:left w:w="60" w:type="dxa"/>
+              <w:bottom w:w="60" w:type="dxa"/>
+              <w:right w:w="60" w:type="dxa"/>
+            </w:tcMar>
+          </w:tcPr>
+          <w:p>
+            <w:pPr>
+              <w:rPr>
+                <w:rFonts w:cs="Times New Roman"/>
+                <w:sz w:val="24"/>
+                <w:szCs w:val="24"/>
+              </w:rPr>
+            </w:pPr>
+            <w:proofErr w:type="gramStart"/>
+            <w:r>
+              <w:rPr>
+                <w:rFonts w:cs="Times New Roman"/>
+                <w:sz w:val="24"/>
+                <w:szCs w:val="24"/>
+              </w:rPr>
+              <w:t>activate(), finish()</w:t>
+            </w:r>
+            <w:proofErr w:type="gramEnd"/>
+            <w:proofErr w:type="gramStart"/>
+            <w:proofErr w:type="gramEnd"/>
+            <w:proofErr w:type="gramStart"/>
+            <w:proofErr w:type="gramEnd"/>
+          </w:p>
+        </w:tc>
+        <w:tc>
+          <w:tcPr>
+            <w:tcW w:w="2575" w:type="dxa"/>
+            <w:tcMar>
+              <w:top w:w="60" w:type="dxa"/>
+              <w:left w:w="60" w:type="dxa"/>
+              <w:bottom w:w="60" w:type="dxa"/>
+              <w:right w:w="60" w:type="dxa"/>
+            </w:tcMar>
+          </w:tcPr>
+          <w:p>
+            <w:pPr>
+              <w:rPr>
+                <w:rFonts w:cs="Times New Roman"/>
+                <w:sz w:val="24"/>
+                <w:szCs w:val="24"/>
+                <w:lang w:val="ru-RU"/>
+              </w:rPr>
+            </w:pPr>
+            <w:r>
+              <w:rPr>
+                <w:rFonts w:cs="Times New Roman"/>
+                <w:sz w:val="24"/>
+                <w:szCs w:val="24"/>
+                <w:lang w:val="ru-RU"/>
+              </w:rPr>
+              <w:t>Связывает Student и Course: создается при записи на курс, активируется после Payment.</w:t>
+            </w:r>
+          </w:p>
+        </w:tc>
+      </w:tr>
+      <w:tr>
+        <w:trPr>
+          <w:jc w:val="center"/>
+        </w:trPr>
+        <w:tc>
+          <w:tcPr>
+            <w:tcW w:w="1694" w:type="dxa"/>
+            <w:tcMar>
+              <w:top w:w="60" w:type="dxa"/>
+              <w:left w:w="60" w:type="dxa"/>
+              <w:bottom w:w="60" w:type="dxa"/>
+              <w:right w:w="60" w:type="dxa"/>
+            </w:tcMar>
+          </w:tcPr>
+          <w:p>
+            <w:pPr>
+              <w:rPr>
+                <w:rFonts w:cs="Times New Roman"/>
+                <w:sz w:val="24"/>
+                <w:szCs w:val="24"/>
+              </w:rPr>
+            </w:pPr>
+            <w:r>
+              <w:rPr>
+                <w:rFonts w:cs="Times New Roman"/>
+                <w:sz w:val="24"/>
+                <w:szCs w:val="24"/>
+              </w:rPr>
+              <w:t>MaterialComment</w:t>
+            </w:r>
+          </w:p>
+        </w:tc>
+        <w:tc>
+          <w:tcPr>
+            <w:tcW w:w="2420" w:type="dxa"/>
+            <w:tcMar>
+              <w:top w:w="60" w:type="dxa"/>
+              <w:left w:w="60" w:type="dxa"/>
+              <w:bottom w:w="60" w:type="dxa"/>
+              <w:right w:w="60" w:type="dxa"/>
+            </w:tcMar>
+          </w:tcPr>
+          <w:p>
+            <w:pPr>
+              <w:rPr>
+                <w:rFonts w:cs="Times New Roman"/>
+                <w:sz w:val="24"/>
+                <w:szCs w:val="24"/>
+              </w:rPr>
+            </w:pPr>
+            <w:r>
+              <w:rPr>
+                <w:rFonts w:cs="Times New Roman"/>
+                <w:sz w:val="24"/>
+                <w:szCs w:val="24"/>
+              </w:rPr>
+              <w:t>id, lessonId, userId, text, isAnonymous, createdAt</w:t>
+            </w:r>
+          </w:p>
+        </w:tc>
+        <w:tc>
+          <w:tcPr>
+            <w:tcW w:w="2990" w:type="dxa"/>
+            <w:tcMar>
+              <w:top w:w="60" w:type="dxa"/>
+              <w:left w:w="60" w:type="dxa"/>
+              <w:bottom w:w="60" w:type="dxa"/>
+              <w:right w:w="60" w:type="dxa"/>
+            </w:tcMar>
+          </w:tcPr>
+          <w:p>
+            <w:pPr>
+              <w:rPr>
+                <w:rFonts w:cs="Times New Roman"/>
+                <w:sz w:val="24"/>
+                <w:szCs w:val="24"/>
+              </w:rPr>
+            </w:pPr>
+            <w:proofErr w:type="gramStart"/>
+            <w:r>
+              <w:rPr>
+                <w:rFonts w:cs="Times New Roman"/>
+                <w:sz w:val="24"/>
+                <w:szCs w:val="24"/>
+              </w:rPr>
+              <w:t>add(), moderate()</w:t>
+            </w:r>
+            <w:proofErr w:type="gramEnd"/>
+            <w:proofErr w:type="gramStart"/>
+            <w:proofErr w:type="gramEnd"/>
+            <w:proofErr w:type="gramStart"/>
+            <w:proofErr w:type="gramEnd"/>
+          </w:p>
+        </w:tc>
+        <w:tc>
+          <w:tcPr>
+            <w:tcW w:w="2575" w:type="dxa"/>
+            <w:tcMar>
+              <w:top w:w="60" w:type="dxa"/>
+              <w:left w:w="60" w:type="dxa"/>
+              <w:bottom w:w="60" w:type="dxa"/>
+              <w:right w:w="60" w:type="dxa"/>
+            </w:tcMar>
+          </w:tcPr>
+          <w:p>
+            <w:pPr>
+              <w:rPr>
+                <w:rFonts w:cs="Times New Roman"/>
+                <w:sz w:val="24"/>
+                <w:szCs w:val="24"/>
+                <w:lang w:val="ru-RU"/>
+              </w:rPr>
+            </w:pPr>
+            <w:r>
+              <w:rPr>
+                <w:rFonts w:cs="Times New Roman"/>
+                <w:sz w:val="24"/>
+                <w:szCs w:val="24"/>
+                <w:lang w:val="ru-RU"/>
+              </w:rPr>
+              <w:t>Оставляется пользователем к открытому Lesson, может быть анонимным.</w:t>
+            </w:r>
+          </w:p>
+        </w:tc>
+      </w:tr>
+      <w:tr>
+        <w:trPr>
+          <w:jc w:val="center"/>
+        </w:trPr>
+        <w:tc>
+          <w:tcPr>
+            <w:tcW w:w="1694" w:type="dxa"/>
+            <w:tcMar>
+              <w:top w:w="60" w:type="dxa"/>
+              <w:left w:w="60" w:type="dxa"/>
+              <w:bottom w:w="60" w:type="dxa"/>
+              <w:right w:w="60" w:type="dxa"/>
+            </w:tcMar>
+          </w:tcPr>
+          <w:p>
+            <w:pPr>
+              <w:rPr>
+                <w:rFonts w:cs="Times New Roman"/>
+                <w:sz w:val="24"/>
+                <w:szCs w:val="24"/>
+              </w:rPr>
+            </w:pPr>
+            <w:r>
+              <w:rPr>
+                <w:rFonts w:cs="Times New Roman"/>
+                <w:sz w:val="24"/>
+                <w:szCs w:val="24"/>
+              </w:rPr>
+              <w:t>ProgramManager</w:t>
+            </w:r>
+          </w:p>
+        </w:tc>
+        <w:tc>
+          <w:tcPr>
+            <w:tcW w:w="2420" w:type="dxa"/>
+            <w:tcMar>
+              <w:top w:w="60" w:type="dxa"/>
+              <w:left w:w="60" w:type="dxa"/>
+              <w:bottom w:w="60" w:type="dxa"/>
+              <w:right w:w="60" w:type="dxa"/>
+            </w:tcMar>
+          </w:tcPr>
+          <w:p>
+            <w:pPr>
+              <w:rPr>
+                <w:rFonts w:cs="Times New Roman"/>
+                <w:sz w:val="24"/>
+                <w:szCs w:val="24"/>
+              </w:rPr>
+            </w:pPr>
+            <w:r>
+              <w:rPr>
+                <w:rFonts w:cs="Times New Roman"/>
+                <w:sz w:val="24"/>
+                <w:szCs w:val="24"/>
+              </w:rPr>
+              <w:t>programId</w:t>
+            </w:r>
+          </w:p>
+        </w:tc>
+        <w:tc>
+          <w:tcPr>
+            <w:tcW w:w="2990" w:type="dxa"/>
+            <w:tcMar>
+              <w:top w:w="60" w:type="dxa"/>
+              <w:left w:w="60" w:type="dxa"/>
+              <w:bottom w:w="60" w:type="dxa"/>
+              <w:right w:w="60" w:type="dxa"/>
+            </w:tcMar>
+          </w:tcPr>
+          <w:p>
+            <w:pPr>
+              <w:rPr>
+                <w:rFonts w:cs="Times New Roman"/>
+                <w:sz w:val="24"/>
+                <w:szCs w:val="24"/>
+              </w:rPr>
+            </w:pPr>
+            <w:proofErr w:type="gramStart"/>
+            <w:r>
+              <w:rPr>
+                <w:rFonts w:cs="Times New Roman"/>
+                <w:sz w:val="24"/>
+                <w:szCs w:val="24"/>
+              </w:rPr>
+              <w:t>viewStatistics(), decideChanges()</w:t>
+            </w:r>
+            <w:proofErr w:type="gramEnd"/>
+            <w:proofErr w:type="gramStart"/>
+            <w:proofErr w:type="gramEnd"/>
+            <w:proofErr w:type="gramStart"/>
+            <w:proofErr w:type="gramEnd"/>
+          </w:p>
+        </w:tc>
+        <w:tc>
+          <w:tcPr>
+            <w:tcW w:w="2575" w:type="dxa"/>
+            <w:tcMar>
+              <w:top w:w="60" w:type="dxa"/>
+              <w:left w:w="60" w:type="dxa"/>
+              <w:bottom w:w="60" w:type="dxa"/>
+              <w:right w:w="60" w:type="dxa"/>
+            </w:tcMar>
+          </w:tcPr>
+          <w:p>
+            <w:pPr>
+              <w:rPr>
+                <w:rFonts w:cs="Times New Roman"/>
+                <w:sz w:val="24"/>
+                <w:szCs w:val="24"/>
+                <w:lang w:val="ru-RU"/>
+              </w:rPr>
+            </w:pPr>
+            <w:r>
+              <w:rPr>
+                <w:rFonts w:cs="Times New Roman"/>
+                <w:sz w:val="24"/>
+                <w:szCs w:val="24"/>
+                <w:lang w:val="ru-RU"/>
+              </w:rPr>
+              <w:t>Наследуется от User; анализирует статистику по Course, Progress и Payment.</w:t>
             </w:r>
           </w:p>
         </w:tc>
@@ -3574,285 +3862,12 @@
           <w:rFonts w:cs="Times New Roman"/>
           <w:lang w:val="ru-RU"/>
         </w:rPr>
-        <w:t xml:space="preserve">Основные связи между классами: </w:t>
-      </w:r>
-      <w:r>
-        <w:rPr>
-          <w:rFonts w:cs="Times New Roman"/>
-        </w:rPr>
-        <w:t>Course</w:t>
-      </w:r>
-      <w:r>
-        <w:rPr>
-          <w:rFonts w:cs="Times New Roman"/>
-          <w:lang w:val="ru-RU"/>
-        </w:rPr>
-        <w:t xml:space="preserve"> содержит несколько </w:t>
-      </w:r>
-      <w:r>
-        <w:rPr>
-          <w:rFonts w:cs="Times New Roman"/>
-        </w:rPr>
-        <w:t>Module</w:t>
-      </w:r>
-      <w:r>
-        <w:rPr>
-          <w:rFonts w:cs="Times New Roman"/>
-          <w:lang w:val="ru-RU"/>
-        </w:rPr>
-        <w:t xml:space="preserve">; </w:t>
-      </w:r>
-      <w:r>
-        <w:rPr>
-          <w:rFonts w:cs="Times New Roman"/>
-        </w:rPr>
-        <w:t>Module</w:t>
-      </w:r>
-      <w:r>
-        <w:rPr>
-          <w:rFonts w:cs="Times New Roman"/>
-          <w:lang w:val="ru-RU"/>
-        </w:rPr>
-        <w:t xml:space="preserve"> содержит </w:t>
+        <w:t>Основные связи между классами: Course содержит несколько CourseModule; CourseModule содержит Lesson и Assignment; Student записывается на Course через Enrollment; Student выполняет Assignment через SandboxAttempt и Submission; Mentor проверяет Submission через Feedback; Curator контролирует Progress обучающихся; Payment подтверждает доступ к оплачиваемому Course; Certificate формируется на основании Progress после успешного завершения курса; пользователь может оставить MaterialComment к открытому Lesson; ProgramManager анализирует статистику по курсам.</w:t>
       </w:r>
       <w:proofErr w:type="spellStart"/>
-      <w:r>
-        <w:rPr>
-          <w:rFonts w:cs="Times New Roman"/>
-        </w:rPr>
-        <w:t>LessonMaterial</w:t>
-      </w:r>
       <w:proofErr w:type="spellEnd"/>
-      <w:r>
-        <w:rPr>
-          <w:rFonts w:cs="Times New Roman"/>
-          <w:lang w:val="ru-RU"/>
-        </w:rPr>
-        <w:t xml:space="preserve"> и </w:t>
-      </w:r>
-      <w:r>
-        <w:rPr>
-          <w:rFonts w:cs="Times New Roman"/>
-        </w:rPr>
-        <w:t>Assignment</w:t>
-      </w:r>
-      <w:r>
-        <w:rPr>
-          <w:rFonts w:cs="Times New Roman"/>
-          <w:lang w:val="ru-RU"/>
-        </w:rPr>
-        <w:t xml:space="preserve">; </w:t>
-      </w:r>
-      <w:r>
-        <w:rPr>
-          <w:rFonts w:cs="Times New Roman"/>
-        </w:rPr>
-        <w:t>Student</w:t>
-      </w:r>
-      <w:r>
-        <w:rPr>
-          <w:rFonts w:cs="Times New Roman"/>
-          <w:lang w:val="ru-RU"/>
-        </w:rPr>
-        <w:t xml:space="preserve"> записывается на </w:t>
-      </w:r>
-      <w:r>
-        <w:rPr>
-          <w:rFonts w:cs="Times New Roman"/>
-        </w:rPr>
-        <w:t>Course</w:t>
-      </w:r>
-      <w:r>
-        <w:rPr>
-          <w:rFonts w:cs="Times New Roman"/>
-          <w:lang w:val="ru-RU"/>
-        </w:rPr>
-        <w:t xml:space="preserve"> через </w:t>
-      </w:r>
-      <w:r>
-        <w:rPr>
-          <w:rFonts w:cs="Times New Roman"/>
-        </w:rPr>
-        <w:t>Enrollment</w:t>
-      </w:r>
-      <w:r>
-        <w:rPr>
-          <w:rFonts w:cs="Times New Roman"/>
-          <w:lang w:val="ru-RU"/>
-        </w:rPr>
-        <w:t xml:space="preserve">; </w:t>
-      </w:r>
-      <w:r>
-        <w:rPr>
-          <w:rFonts w:cs="Times New Roman"/>
-        </w:rPr>
-        <w:t>Student</w:t>
-      </w:r>
-      <w:r>
-        <w:rPr>
-          <w:rFonts w:cs="Times New Roman"/>
-          <w:lang w:val="ru-RU"/>
-        </w:rPr>
-        <w:t xml:space="preserve"> выполняет </w:t>
-      </w:r>
-      <w:r>
-        <w:rPr>
-          <w:rFonts w:cs="Times New Roman"/>
-        </w:rPr>
-        <w:t>Assignment</w:t>
-      </w:r>
-      <w:r>
-        <w:rPr>
-          <w:rFonts w:cs="Times New Roman"/>
-          <w:lang w:val="ru-RU"/>
-        </w:rPr>
-        <w:t xml:space="preserve"> через </w:t>
-      </w:r>
       <w:proofErr w:type="spellStart"/>
-      <w:r>
-        <w:rPr>
-          <w:rFonts w:cs="Times New Roman"/>
-        </w:rPr>
-        <w:t>SandboxSession</w:t>
-      </w:r>
       <w:proofErr w:type="spellEnd"/>
-      <w:r>
-        <w:rPr>
-          <w:rFonts w:cs="Times New Roman"/>
-          <w:lang w:val="ru-RU"/>
-        </w:rPr>
-        <w:t xml:space="preserve"> и </w:t>
-      </w:r>
-      <w:r>
-        <w:rPr>
-          <w:rFonts w:cs="Times New Roman"/>
-        </w:rPr>
-        <w:t>Submission</w:t>
-      </w:r>
-      <w:r>
-        <w:rPr>
-          <w:rFonts w:cs="Times New Roman"/>
-          <w:lang w:val="ru-RU"/>
-        </w:rPr>
-        <w:t xml:space="preserve">; </w:t>
-      </w:r>
-      <w:r>
-        <w:rPr>
-          <w:rFonts w:cs="Times New Roman"/>
-        </w:rPr>
-        <w:t>Mentor</w:t>
-      </w:r>
-      <w:r>
-        <w:rPr>
-          <w:rFonts w:cs="Times New Roman"/>
-          <w:lang w:val="ru-RU"/>
-        </w:rPr>
-        <w:t xml:space="preserve"> проверяет </w:t>
-      </w:r>
-      <w:r>
-        <w:rPr>
-          <w:rFonts w:cs="Times New Roman"/>
-        </w:rPr>
-        <w:t>Submission</w:t>
-      </w:r>
-      <w:r>
-        <w:rPr>
-          <w:rFonts w:cs="Times New Roman"/>
-          <w:lang w:val="ru-RU"/>
-        </w:rPr>
-        <w:t xml:space="preserve"> через </w:t>
-      </w:r>
-      <w:r>
-        <w:rPr>
-          <w:rFonts w:cs="Times New Roman"/>
-        </w:rPr>
-        <w:t>Review</w:t>
-      </w:r>
-      <w:r>
-        <w:rPr>
-          <w:rFonts w:cs="Times New Roman"/>
-          <w:lang w:val="ru-RU"/>
-        </w:rPr>
-        <w:t xml:space="preserve">; </w:t>
-      </w:r>
-      <w:r>
-        <w:rPr>
-          <w:rFonts w:cs="Times New Roman"/>
-        </w:rPr>
-        <w:t>Curator</w:t>
-      </w:r>
-      <w:r>
-        <w:rPr>
-          <w:rFonts w:cs="Times New Roman"/>
-          <w:lang w:val="ru-RU"/>
-        </w:rPr>
-        <w:t xml:space="preserve"> контролирует </w:t>
-      </w:r>
-      <w:r>
-        <w:rPr>
-          <w:rFonts w:cs="Times New Roman"/>
-        </w:rPr>
-        <w:t>Progress</w:t>
-      </w:r>
-      <w:r>
-        <w:rPr>
-          <w:rFonts w:cs="Times New Roman"/>
-          <w:lang w:val="ru-RU"/>
-        </w:rPr>
-        <w:t xml:space="preserve"> обучающихся; </w:t>
-      </w:r>
-      <w:r>
-        <w:rPr>
-          <w:rFonts w:cs="Times New Roman"/>
-        </w:rPr>
-        <w:t>Payment</w:t>
-      </w:r>
-      <w:r>
-        <w:rPr>
-          <w:rFonts w:cs="Times New Roman"/>
-          <w:lang w:val="ru-RU"/>
-        </w:rPr>
-        <w:t xml:space="preserve"> подтверждает доступ к оплачиваемому </w:t>
-      </w:r>
-      <w:r>
-        <w:rPr>
-          <w:rFonts w:cs="Times New Roman"/>
-        </w:rPr>
-        <w:t>Course</w:t>
-      </w:r>
-      <w:r>
-        <w:rPr>
-          <w:rFonts w:cs="Times New Roman"/>
-          <w:lang w:val="ru-RU"/>
-        </w:rPr>
-        <w:t xml:space="preserve">; </w:t>
-      </w:r>
-      <w:r>
-        <w:rPr>
-          <w:rFonts w:cs="Times New Roman"/>
-        </w:rPr>
-        <w:t>Certificate</w:t>
-      </w:r>
-      <w:r>
-        <w:rPr>
-          <w:rFonts w:cs="Times New Roman"/>
-          <w:lang w:val="ru-RU"/>
-        </w:rPr>
-        <w:t xml:space="preserve"> формируется на основании </w:t>
-      </w:r>
-      <w:r>
-        <w:rPr>
-          <w:rFonts w:cs="Times New Roman"/>
-        </w:rPr>
-        <w:t>Progress</w:t>
-      </w:r>
-      <w:r>
-        <w:rPr>
-          <w:rFonts w:cs="Times New Roman"/>
-          <w:lang w:val="ru-RU"/>
-        </w:rPr>
-        <w:t xml:space="preserve"> после успешного завершения курса.</w:t>
-      </w:r>
     </w:p>
     <w:p>
       <w:pPr>
@@ -5006,40 +5021,10 @@
                 <w:szCs w:val="24"/>
                 <w:lang w:val="ru-RU"/>
               </w:rPr>
-              <w:t xml:space="preserve">Сохраняет </w:t>
-            </w:r>
-            <w:r>
-              <w:rPr>
-                <w:sz w:val="24"/>
-                <w:szCs w:val="24"/>
-              </w:rPr>
-              <w:t>Submission</w:t>
-            </w:r>
-            <w:r>
-              <w:rPr>
-                <w:sz w:val="24"/>
-                <w:szCs w:val="24"/>
-                <w:lang w:val="ru-RU"/>
-              </w:rPr>
-              <w:t xml:space="preserve">, </w:t>
+              <w:t>Сохраняет Submission, SandboxAttempt и меняет статус задания на «отправлено на проверку».</w:t>
             </w:r>
             <w:proofErr w:type="spellStart"/>
-            <w:r>
-              <w:rPr>
-                <w:sz w:val="24"/>
-                <w:szCs w:val="24"/>
-              </w:rPr>
-              <w:t>SandboxSession</w:t>
-            </w:r>
             <w:proofErr w:type="spellEnd"/>
-            <w:r>
-              <w:rPr>
-                <w:sz w:val="24"/>
-                <w:szCs w:val="24"/>
-                <w:lang w:val="ru-RU"/>
-              </w:rPr>
-              <w:t xml:space="preserve"> и меняет статус задания на «отправлено на проверку».</w:t>
-            </w:r>
           </w:p>
         </w:tc>
       </w:tr>
@@ -5378,37 +5363,7 @@
                 <w:szCs w:val="24"/>
                 <w:lang w:val="ru-RU"/>
               </w:rPr>
-              <w:t xml:space="preserve">Сохраняет </w:t>
-            </w:r>
-            <w:r>
-              <w:rPr>
-                <w:sz w:val="24"/>
-                <w:szCs w:val="24"/>
-              </w:rPr>
-              <w:t>Review</w:t>
-            </w:r>
-            <w:r>
-              <w:rPr>
-                <w:sz w:val="24"/>
-                <w:szCs w:val="24"/>
-                <w:lang w:val="ru-RU"/>
-              </w:rPr>
-              <w:t xml:space="preserve"> и обновляет статус </w:t>
-            </w:r>
-            <w:r>
-              <w:rPr>
-                <w:sz w:val="24"/>
-                <w:szCs w:val="24"/>
-              </w:rPr>
-              <w:t>Submission</w:t>
-            </w:r>
-            <w:r>
-              <w:rPr>
-                <w:sz w:val="24"/>
-                <w:szCs w:val="24"/>
-                <w:lang w:val="ru-RU"/>
-              </w:rPr>
-              <w:t>.</w:t>
+              <w:t>Сохраняет Feedback и обновляет статус Submission.</w:t>
             </w:r>
           </w:p>
         </w:tc>

--- a/docs/5-uml-and-tests.docx
+++ b/docs/5-uml-and-tests.docx
@@ -8236,6 +8236,137 @@
                 <w:lang w:val="ru-RU"/>
               </w:rPr>
               <w:t>Система создает сертификат и отображает его в личном кабинете; при публикации доступна ссылка для проверки.</w:t>
+            </w:r>
+          </w:p>
+        </w:tc>
+      </w:tr>
+      <w:tr>
+        <w:trPr>
+          <w:jc w:val="center"/>
+        </w:trPr>
+        <w:tc>
+          <w:tcPr>
+            <w:tcW w:w="572" w:type="dxa"/>
+            <w:tcMar>
+              <w:top w:w="40" w:type="dxa"/>
+              <w:left w:w="40" w:type="dxa"/>
+              <w:bottom w:w="40" w:type="dxa"/>
+              <w:right w:w="40" w:type="dxa"/>
+            </w:tcMar>
+          </w:tcPr>
+          <w:p>
+            <w:pPr>
+              <w:rPr>
+                <w:sz w:val="22"/>
+              </w:rPr>
+            </w:pPr>
+            <w:r>
+              <w:rPr>
+                <w:sz w:val="22"/>
+              </w:rPr>
+              <w:t>16</w:t>
+            </w:r>
+          </w:p>
+        </w:tc>
+        <w:tc>
+          <w:tcPr>
+            <w:tcW w:w="1722" w:type="dxa"/>
+            <w:tcMar>
+              <w:top w:w="40" w:type="dxa"/>
+              <w:left w:w="40" w:type="dxa"/>
+              <w:bottom w:w="40" w:type="dxa"/>
+              <w:right w:w="40" w:type="dxa"/>
+            </w:tcMar>
+          </w:tcPr>
+          <w:p>
+            <w:pPr>
+              <w:rPr>
+                <w:sz w:val="22"/>
+              </w:rPr>
+            </w:pPr>
+            <w:r>
+              <w:rPr>
+                <w:sz w:val="22"/>
+              </w:rPr>
+              <w:t>Просмотр статистики руководителем программы</w:t>
+            </w:r>
+          </w:p>
+        </w:tc>
+        <w:tc>
+          <w:tcPr>
+            <w:tcW w:w="2651" w:type="dxa"/>
+            <w:tcMar>
+              <w:top w:w="40" w:type="dxa"/>
+              <w:left w:w="40" w:type="dxa"/>
+              <w:bottom w:w="40" w:type="dxa"/>
+              <w:right w:w="40" w:type="dxa"/>
+            </w:tcMar>
+          </w:tcPr>
+          <w:p>
+            <w:pPr>
+              <w:rPr>
+                <w:sz w:val="22"/>
+                <w:lang w:val="ru-RU"/>
+              </w:rPr>
+            </w:pPr>
+            <w:r>
+              <w:rPr>
+                <w:sz w:val="22"/>
+                <w:lang w:val="ru-RU"/>
+              </w:rPr>
+              <w:t>Руководитель программы; в системе есть курс с обучающимися, оплатами и проверенными работами.</w:t>
+            </w:r>
+          </w:p>
+        </w:tc>
+        <w:tc>
+          <w:tcPr>
+            <w:tcW w:w="2340" w:type="dxa"/>
+            <w:tcMar>
+              <w:top w:w="40" w:type="dxa"/>
+              <w:left w:w="40" w:type="dxa"/>
+              <w:bottom w:w="40" w:type="dxa"/>
+              <w:right w:w="40" w:type="dxa"/>
+            </w:tcMar>
+          </w:tcPr>
+          <w:p>
+            <w:pPr>
+              <w:rPr>
+                <w:sz w:val="22"/>
+                <w:lang w:val="ru-RU"/>
+              </w:rPr>
+            </w:pPr>
+            <w:r>
+              <w:rPr>
+                <w:sz w:val="22"/>
+                <w:lang w:val="ru-RU"/>
+              </w:rPr>
+              <w:t>Войти как руководитель программы; открыть раздел «Статистика»; выбрать курс.</w:t>
+            </w:r>
+          </w:p>
+        </w:tc>
+        <w:tc>
+          <w:tcPr>
+            <w:tcW w:w="2394" w:type="dxa"/>
+            <w:tcMar>
+              <w:top w:w="40" w:type="dxa"/>
+              <w:left w:w="40" w:type="dxa"/>
+              <w:bottom w:w="40" w:type="dxa"/>
+              <w:right w:w="40" w:type="dxa"/>
+            </w:tcMar>
+          </w:tcPr>
+          <w:p>
+            <w:pPr>
+              <w:rPr>
+                <w:sz w:val="22"/>
+                <w:lang w:val="ru-RU"/>
+              </w:rPr>
+            </w:pPr>
+            <w:r>
+              <w:rPr>
+                <w:sz w:val="22"/>
+                <w:lang w:val="ru-RU"/>
+              </w:rPr>
+              <w:t>Отображается статистика по курсу: число обучающихся, средний прогресс, оплаты, результаты проверки работ и число выданных сертификатов.</w:t>
             </w:r>
           </w:p>
         </w:tc>

--- a/docs/5-uml-and-tests.docx
+++ b/docs/5-uml-and-tests.docx
@@ -6679,7 +6679,7 @@
                 <w:sz w:val="22"/>
                 <w:lang w:val="ru-RU"/>
               </w:rPr>
-              <w:t>Доступ к закрытым материалам не открывается, статус платежа отображается как «не оплачен» или «отменен».</w:t>
+              <w:t>Доступ к закрытым материалам не открывается, заявка сохраняется, статус платежа отображается как «ожидает оплаты».</w:t>
             </w:r>
           </w:p>
         </w:tc>
